--- a/14_ACP01/ACP01 - Module 1 - Introduction.docx
+++ b/14_ACP01/ACP01 - Module 1 - Introduction.docx
@@ -4,6 +4,9 @@
   <w:body>
     <w:p>
       <w:r>
+        <w:rPr>
+          <w:noProof/>
+        </w:rPr>
         <w:drawing>
           <wp:inline distT="0" distB="0" distL="0" distR="0" wp14:anchorId="2890B187" wp14:editId="51F75A63">
             <wp:extent cx="3190875" cy="6659245"/>
@@ -43,6 +46,9 @@
     </w:p>
     <w:p>
       <w:r>
+        <w:rPr>
+          <w:noProof/>
+        </w:rPr>
         <w:lastRenderedPageBreak/>
         <w:drawing>
           <wp:inline distT="0" distB="0" distL="0" distR="0" wp14:anchorId="12F8DB4A" wp14:editId="70017455">
@@ -69,6 +75,439 @@
                     <a:xfrm>
                       <a:off x="0" y="0"/>
                       <a:ext cx="3553321" cy="5153744"/>
+                    </a:xfrm>
+                    <a:prstGeom prst="rect">
+                      <a:avLst/>
+                    </a:prstGeom>
+                  </pic:spPr>
+                </pic:pic>
+              </a:graphicData>
+            </a:graphic>
+          </wp:inline>
+        </w:drawing>
+      </w:r>
+    </w:p>
+    <w:p/>
+    <w:p/>
+    <w:p/>
+    <w:p/>
+    <w:p>
+      <w:r>
+        <w:rPr>
+          <w:noProof/>
+        </w:rPr>
+        <w:lastRenderedPageBreak/>
+        <w:drawing>
+          <wp:inline distT="0" distB="0" distL="0" distR="0" wp14:anchorId="603B1E6C" wp14:editId="2DBEC0D2">
+            <wp:extent cx="8863330" cy="2597150"/>
+            <wp:effectExtent l="0" t="0" r="0" b="0"/>
+            <wp:docPr id="738641729" name="Picture 1"/>
+            <wp:cNvGraphicFramePr>
+              <a:graphicFrameLocks xmlns:a="http://schemas.openxmlformats.org/drawingml/2006/main" noChangeAspect="1"/>
+            </wp:cNvGraphicFramePr>
+            <a:graphic xmlns:a="http://schemas.openxmlformats.org/drawingml/2006/main">
+              <a:graphicData uri="http://schemas.openxmlformats.org/drawingml/2006/picture">
+                <pic:pic xmlns:pic="http://schemas.openxmlformats.org/drawingml/2006/picture">
+                  <pic:nvPicPr>
+                    <pic:cNvPr id="738641729" name=""/>
+                    <pic:cNvPicPr/>
+                  </pic:nvPicPr>
+                  <pic:blipFill>
+                    <a:blip r:embed="rId7"/>
+                    <a:stretch>
+                      <a:fillRect/>
+                    </a:stretch>
+                  </pic:blipFill>
+                  <pic:spPr>
+                    <a:xfrm>
+                      <a:off x="0" y="0"/>
+                      <a:ext cx="8863330" cy="2597150"/>
+                    </a:xfrm>
+                    <a:prstGeom prst="rect">
+                      <a:avLst/>
+                    </a:prstGeom>
+                  </pic:spPr>
+                </pic:pic>
+              </a:graphicData>
+            </a:graphic>
+          </wp:inline>
+        </w:drawing>
+      </w:r>
+    </w:p>
+    <w:p>
+      <w:r>
+        <w:rPr>
+          <w:noProof/>
+        </w:rPr>
+        <w:drawing>
+          <wp:inline distT="0" distB="0" distL="0" distR="0" wp14:anchorId="3FEAFBA1" wp14:editId="413515B9">
+            <wp:extent cx="5610225" cy="3318361"/>
+            <wp:effectExtent l="0" t="0" r="0" b="0"/>
+            <wp:docPr id="507099159" name="Picture 1"/>
+            <wp:cNvGraphicFramePr>
+              <a:graphicFrameLocks xmlns:a="http://schemas.openxmlformats.org/drawingml/2006/main" noChangeAspect="1"/>
+            </wp:cNvGraphicFramePr>
+            <a:graphic xmlns:a="http://schemas.openxmlformats.org/drawingml/2006/main">
+              <a:graphicData uri="http://schemas.openxmlformats.org/drawingml/2006/picture">
+                <pic:pic xmlns:pic="http://schemas.openxmlformats.org/drawingml/2006/picture">
+                  <pic:nvPicPr>
+                    <pic:cNvPr id="507099159" name=""/>
+                    <pic:cNvPicPr/>
+                  </pic:nvPicPr>
+                  <pic:blipFill>
+                    <a:blip r:embed="rId8"/>
+                    <a:stretch>
+                      <a:fillRect/>
+                    </a:stretch>
+                  </pic:blipFill>
+                  <pic:spPr>
+                    <a:xfrm>
+                      <a:off x="0" y="0"/>
+                      <a:ext cx="5620841" cy="3324640"/>
+                    </a:xfrm>
+                    <a:prstGeom prst="rect">
+                      <a:avLst/>
+                    </a:prstGeom>
+                  </pic:spPr>
+                </pic:pic>
+              </a:graphicData>
+            </a:graphic>
+          </wp:inline>
+        </w:drawing>
+      </w:r>
+    </w:p>
+    <w:p>
+      <w:r>
+        <w:rPr>
+          <w:noProof/>
+        </w:rPr>
+        <w:lastRenderedPageBreak/>
+        <w:drawing>
+          <wp:inline distT="0" distB="0" distL="0" distR="0" wp14:anchorId="736E5C69" wp14:editId="6BDC2E6A">
+            <wp:extent cx="8516539" cy="5630061"/>
+            <wp:effectExtent l="0" t="0" r="0" b="8890"/>
+            <wp:docPr id="446493723" name="Picture 1"/>
+            <wp:cNvGraphicFramePr>
+              <a:graphicFrameLocks xmlns:a="http://schemas.openxmlformats.org/drawingml/2006/main" noChangeAspect="1"/>
+            </wp:cNvGraphicFramePr>
+            <a:graphic xmlns:a="http://schemas.openxmlformats.org/drawingml/2006/main">
+              <a:graphicData uri="http://schemas.openxmlformats.org/drawingml/2006/picture">
+                <pic:pic xmlns:pic="http://schemas.openxmlformats.org/drawingml/2006/picture">
+                  <pic:nvPicPr>
+                    <pic:cNvPr id="446493723" name=""/>
+                    <pic:cNvPicPr/>
+                  </pic:nvPicPr>
+                  <pic:blipFill>
+                    <a:blip r:embed="rId9"/>
+                    <a:stretch>
+                      <a:fillRect/>
+                    </a:stretch>
+                  </pic:blipFill>
+                  <pic:spPr>
+                    <a:xfrm>
+                      <a:off x="0" y="0"/>
+                      <a:ext cx="8516539" cy="5630061"/>
+                    </a:xfrm>
+                    <a:prstGeom prst="rect">
+                      <a:avLst/>
+                    </a:prstGeom>
+                  </pic:spPr>
+                </pic:pic>
+              </a:graphicData>
+            </a:graphic>
+          </wp:inline>
+        </w:drawing>
+      </w:r>
+    </w:p>
+    <w:p>
+      <w:r>
+        <w:rPr>
+          <w:noProof/>
+        </w:rPr>
+        <w:lastRenderedPageBreak/>
+        <w:drawing>
+          <wp:inline distT="0" distB="0" distL="0" distR="0" wp14:anchorId="5047B077" wp14:editId="31C9A6B9">
+            <wp:extent cx="8863330" cy="5494655"/>
+            <wp:effectExtent l="0" t="0" r="0" b="0"/>
+            <wp:docPr id="986584361" name="Picture 1"/>
+            <wp:cNvGraphicFramePr>
+              <a:graphicFrameLocks xmlns:a="http://schemas.openxmlformats.org/drawingml/2006/main" noChangeAspect="1"/>
+            </wp:cNvGraphicFramePr>
+            <a:graphic xmlns:a="http://schemas.openxmlformats.org/drawingml/2006/main">
+              <a:graphicData uri="http://schemas.openxmlformats.org/drawingml/2006/picture">
+                <pic:pic xmlns:pic="http://schemas.openxmlformats.org/drawingml/2006/picture">
+                  <pic:nvPicPr>
+                    <pic:cNvPr id="986584361" name=""/>
+                    <pic:cNvPicPr/>
+                  </pic:nvPicPr>
+                  <pic:blipFill>
+                    <a:blip r:embed="rId10"/>
+                    <a:stretch>
+                      <a:fillRect/>
+                    </a:stretch>
+                  </pic:blipFill>
+                  <pic:spPr>
+                    <a:xfrm>
+                      <a:off x="0" y="0"/>
+                      <a:ext cx="8863330" cy="5494655"/>
+                    </a:xfrm>
+                    <a:prstGeom prst="rect">
+                      <a:avLst/>
+                    </a:prstGeom>
+                  </pic:spPr>
+                </pic:pic>
+              </a:graphicData>
+            </a:graphic>
+          </wp:inline>
+        </w:drawing>
+      </w:r>
+    </w:p>
+    <w:p>
+      <w:r>
+        <w:rPr>
+          <w:noProof/>
+        </w:rPr>
+        <w:lastRenderedPageBreak/>
+        <w:drawing>
+          <wp:inline distT="0" distB="0" distL="0" distR="0" wp14:anchorId="0C7E2B4C" wp14:editId="20565FFB">
+            <wp:extent cx="8863330" cy="6032500"/>
+            <wp:effectExtent l="0" t="0" r="0" b="6350"/>
+            <wp:docPr id="1853456811" name="Picture 1"/>
+            <wp:cNvGraphicFramePr>
+              <a:graphicFrameLocks xmlns:a="http://schemas.openxmlformats.org/drawingml/2006/main" noChangeAspect="1"/>
+            </wp:cNvGraphicFramePr>
+            <a:graphic xmlns:a="http://schemas.openxmlformats.org/drawingml/2006/main">
+              <a:graphicData uri="http://schemas.openxmlformats.org/drawingml/2006/picture">
+                <pic:pic xmlns:pic="http://schemas.openxmlformats.org/drawingml/2006/picture">
+                  <pic:nvPicPr>
+                    <pic:cNvPr id="1853456811" name=""/>
+                    <pic:cNvPicPr/>
+                  </pic:nvPicPr>
+                  <pic:blipFill>
+                    <a:blip r:embed="rId11"/>
+                    <a:stretch>
+                      <a:fillRect/>
+                    </a:stretch>
+                  </pic:blipFill>
+                  <pic:spPr>
+                    <a:xfrm>
+                      <a:off x="0" y="0"/>
+                      <a:ext cx="8863330" cy="6032500"/>
+                    </a:xfrm>
+                    <a:prstGeom prst="rect">
+                      <a:avLst/>
+                    </a:prstGeom>
+                  </pic:spPr>
+                </pic:pic>
+              </a:graphicData>
+            </a:graphic>
+          </wp:inline>
+        </w:drawing>
+      </w:r>
+    </w:p>
+    <w:p>
+      <w:r>
+        <w:rPr>
+          <w:noProof/>
+        </w:rPr>
+        <w:lastRenderedPageBreak/>
+        <w:drawing>
+          <wp:inline distT="0" distB="0" distL="0" distR="0" wp14:anchorId="47B3AAE3" wp14:editId="58C673B6">
+            <wp:extent cx="8863330" cy="3390265"/>
+            <wp:effectExtent l="0" t="0" r="0" b="635"/>
+            <wp:docPr id="278470853" name="Picture 1"/>
+            <wp:cNvGraphicFramePr>
+              <a:graphicFrameLocks xmlns:a="http://schemas.openxmlformats.org/drawingml/2006/main" noChangeAspect="1"/>
+            </wp:cNvGraphicFramePr>
+            <a:graphic xmlns:a="http://schemas.openxmlformats.org/drawingml/2006/main">
+              <a:graphicData uri="http://schemas.openxmlformats.org/drawingml/2006/picture">
+                <pic:pic xmlns:pic="http://schemas.openxmlformats.org/drawingml/2006/picture">
+                  <pic:nvPicPr>
+                    <pic:cNvPr id="278470853" name=""/>
+                    <pic:cNvPicPr/>
+                  </pic:nvPicPr>
+                  <pic:blipFill>
+                    <a:blip r:embed="rId12"/>
+                    <a:stretch>
+                      <a:fillRect/>
+                    </a:stretch>
+                  </pic:blipFill>
+                  <pic:spPr>
+                    <a:xfrm>
+                      <a:off x="0" y="0"/>
+                      <a:ext cx="8863330" cy="3390265"/>
+                    </a:xfrm>
+                    <a:prstGeom prst="rect">
+                      <a:avLst/>
+                    </a:prstGeom>
+                  </pic:spPr>
+                </pic:pic>
+              </a:graphicData>
+            </a:graphic>
+          </wp:inline>
+        </w:drawing>
+      </w:r>
+    </w:p>
+    <w:p>
+      <w:r>
+        <w:rPr>
+          <w:noProof/>
+        </w:rPr>
+        <w:lastRenderedPageBreak/>
+        <w:drawing>
+          <wp:inline distT="0" distB="0" distL="0" distR="0" wp14:anchorId="1AF78AC3" wp14:editId="38611133">
+            <wp:extent cx="8863330" cy="5451475"/>
+            <wp:effectExtent l="0" t="0" r="0" b="0"/>
+            <wp:docPr id="1876311905" name="Picture 1"/>
+            <wp:cNvGraphicFramePr>
+              <a:graphicFrameLocks xmlns:a="http://schemas.openxmlformats.org/drawingml/2006/main" noChangeAspect="1"/>
+            </wp:cNvGraphicFramePr>
+            <a:graphic xmlns:a="http://schemas.openxmlformats.org/drawingml/2006/main">
+              <a:graphicData uri="http://schemas.openxmlformats.org/drawingml/2006/picture">
+                <pic:pic xmlns:pic="http://schemas.openxmlformats.org/drawingml/2006/picture">
+                  <pic:nvPicPr>
+                    <pic:cNvPr id="1876311905" name=""/>
+                    <pic:cNvPicPr/>
+                  </pic:nvPicPr>
+                  <pic:blipFill>
+                    <a:blip r:embed="rId13"/>
+                    <a:stretch>
+                      <a:fillRect/>
+                    </a:stretch>
+                  </pic:blipFill>
+                  <pic:spPr>
+                    <a:xfrm>
+                      <a:off x="0" y="0"/>
+                      <a:ext cx="8863330" cy="5451475"/>
+                    </a:xfrm>
+                    <a:prstGeom prst="rect">
+                      <a:avLst/>
+                    </a:prstGeom>
+                  </pic:spPr>
+                </pic:pic>
+              </a:graphicData>
+            </a:graphic>
+          </wp:inline>
+        </w:drawing>
+      </w:r>
+    </w:p>
+    <w:p>
+      <w:r>
+        <w:rPr>
+          <w:noProof/>
+        </w:rPr>
+        <w:lastRenderedPageBreak/>
+        <w:drawing>
+          <wp:inline distT="0" distB="0" distL="0" distR="0" wp14:anchorId="35E67118" wp14:editId="648D681A">
+            <wp:extent cx="4820323" cy="4010585"/>
+            <wp:effectExtent l="0" t="0" r="0" b="9525"/>
+            <wp:docPr id="942274177" name="Picture 1"/>
+            <wp:cNvGraphicFramePr>
+              <a:graphicFrameLocks xmlns:a="http://schemas.openxmlformats.org/drawingml/2006/main" noChangeAspect="1"/>
+            </wp:cNvGraphicFramePr>
+            <a:graphic xmlns:a="http://schemas.openxmlformats.org/drawingml/2006/main">
+              <a:graphicData uri="http://schemas.openxmlformats.org/drawingml/2006/picture">
+                <pic:pic xmlns:pic="http://schemas.openxmlformats.org/drawingml/2006/picture">
+                  <pic:nvPicPr>
+                    <pic:cNvPr id="942274177" name=""/>
+                    <pic:cNvPicPr/>
+                  </pic:nvPicPr>
+                  <pic:blipFill>
+                    <a:blip r:embed="rId14"/>
+                    <a:stretch>
+                      <a:fillRect/>
+                    </a:stretch>
+                  </pic:blipFill>
+                  <pic:spPr>
+                    <a:xfrm>
+                      <a:off x="0" y="0"/>
+                      <a:ext cx="4820323" cy="4010585"/>
+                    </a:xfrm>
+                    <a:prstGeom prst="rect">
+                      <a:avLst/>
+                    </a:prstGeom>
+                  </pic:spPr>
+                </pic:pic>
+              </a:graphicData>
+            </a:graphic>
+          </wp:inline>
+        </w:drawing>
+      </w:r>
+    </w:p>
+    <w:p>
+      <w:r>
+        <w:rPr>
+          <w:noProof/>
+        </w:rPr>
+        <w:lastRenderedPageBreak/>
+        <w:drawing>
+          <wp:inline distT="0" distB="0" distL="0" distR="0" wp14:anchorId="36EC7664" wp14:editId="51318DAB">
+            <wp:extent cx="8863330" cy="6252210"/>
+            <wp:effectExtent l="0" t="0" r="0" b="0"/>
+            <wp:docPr id="313308262" name="Picture 1"/>
+            <wp:cNvGraphicFramePr>
+              <a:graphicFrameLocks xmlns:a="http://schemas.openxmlformats.org/drawingml/2006/main" noChangeAspect="1"/>
+            </wp:cNvGraphicFramePr>
+            <a:graphic xmlns:a="http://schemas.openxmlformats.org/drawingml/2006/main">
+              <a:graphicData uri="http://schemas.openxmlformats.org/drawingml/2006/picture">
+                <pic:pic xmlns:pic="http://schemas.openxmlformats.org/drawingml/2006/picture">
+                  <pic:nvPicPr>
+                    <pic:cNvPr id="313308262" name=""/>
+                    <pic:cNvPicPr/>
+                  </pic:nvPicPr>
+                  <pic:blipFill>
+                    <a:blip r:embed="rId15"/>
+                    <a:stretch>
+                      <a:fillRect/>
+                    </a:stretch>
+                  </pic:blipFill>
+                  <pic:spPr>
+                    <a:xfrm>
+                      <a:off x="0" y="0"/>
+                      <a:ext cx="8863330" cy="6252210"/>
+                    </a:xfrm>
+                    <a:prstGeom prst="rect">
+                      <a:avLst/>
+                    </a:prstGeom>
+                  </pic:spPr>
+                </pic:pic>
+              </a:graphicData>
+            </a:graphic>
+          </wp:inline>
+        </w:drawing>
+      </w:r>
+    </w:p>
+    <w:p>
+      <w:r>
+        <w:rPr>
+          <w:noProof/>
+        </w:rPr>
+        <w:lastRenderedPageBreak/>
+        <w:drawing>
+          <wp:inline distT="0" distB="0" distL="0" distR="0" wp14:anchorId="31DB8835" wp14:editId="4B83A3D5">
+            <wp:extent cx="8863330" cy="3820160"/>
+            <wp:effectExtent l="0" t="0" r="0" b="8890"/>
+            <wp:docPr id="323826262" name="Picture 1"/>
+            <wp:cNvGraphicFramePr>
+              <a:graphicFrameLocks xmlns:a="http://schemas.openxmlformats.org/drawingml/2006/main" noChangeAspect="1"/>
+            </wp:cNvGraphicFramePr>
+            <a:graphic xmlns:a="http://schemas.openxmlformats.org/drawingml/2006/main">
+              <a:graphicData uri="http://schemas.openxmlformats.org/drawingml/2006/picture">
+                <pic:pic xmlns:pic="http://schemas.openxmlformats.org/drawingml/2006/picture">
+                  <pic:nvPicPr>
+                    <pic:cNvPr id="323826262" name=""/>
+                    <pic:cNvPicPr/>
+                  </pic:nvPicPr>
+                  <pic:blipFill>
+                    <a:blip r:embed="rId16"/>
+                    <a:stretch>
+                      <a:fillRect/>
+                    </a:stretch>
+                  </pic:blipFill>
+                  <pic:spPr>
+                    <a:xfrm>
+                      <a:off x="0" y="0"/>
+                      <a:ext cx="8863330" cy="3820160"/>
                     </a:xfrm>
                     <a:prstGeom prst="rect">
                       <a:avLst/>
